--- a/Progres-Fatimah/Jurnal Submit/submit/TB/nora/DATA PENULIS new.docx
+++ b/Progres-Fatimah/Jurnal Submit/submit/TB/nora/DATA PENULIS new.docx
@@ -22,7 +22,7 @@
       <w:tblPr>
         <w:tblStyle w:val="a"/>
         <w:tblpPr w:leftFromText="180" w:rightFromText="180" w:vertAnchor="text" w:tblpY="1"/>
-        <w:tblW w:w="14173" w:type="dxa"/>
+        <w:tblW w:w="14737" w:type="dxa"/>
         <w:tblInd w:w="0" w:type="dxa"/>
         <w:tblBorders>
           <w:top w:val="single" w:sz="4" w:space="0" w:color="000000"/>
@@ -44,7 +44,7 @@
         <w:gridCol w:w="1940"/>
         <w:gridCol w:w="1739"/>
         <w:gridCol w:w="2997"/>
-        <w:gridCol w:w="1123"/>
+        <w:gridCol w:w="1687"/>
       </w:tblGrid>
       <w:tr>
         <w:tc>
@@ -313,7 +313,7 @@
         </w:tc>
         <w:tc>
           <w:tcPr>
-            <w:tcW w:w="1123" w:type="dxa"/>
+            <w:tcW w:w="1687" w:type="dxa"/>
             <w:tcBorders>
               <w:top w:val="single" w:sz="4" w:space="0" w:color="000000"/>
               <w:left w:val="single" w:sz="4" w:space="0" w:color="000000"/>
@@ -340,7 +340,7 @@
                 <w:b/>
                 <w:bCs/>
               </w:rPr>
-              <w:t>ID GOOGLE SCHOLAR</w:t>
+              <w:t>Tanda Tangan</w:t>
             </w:r>
           </w:p>
         </w:tc>
@@ -412,49 +412,40 @@
             </w:tcMar>
           </w:tcPr>
           <w:p>
-            <w:r>
-              <w:t xml:space="preserve">Departemen </w:t>
-            </w:r>
             <w:proofErr w:type="spellStart"/>
-            <w:proofErr w:type="gramStart"/>
+            <w:r>
+              <w:t>Departemen</w:t>
+            </w:r>
+            <w:proofErr w:type="spellEnd"/>
+            <w:r>
+              <w:t xml:space="preserve"> </w:t>
+            </w:r>
+            <w:proofErr w:type="spellStart"/>
             <w:r>
               <w:t>Parasitologi,Fakultas</w:t>
             </w:r>
             <w:proofErr w:type="spellEnd"/>
-            <w:proofErr w:type="gramEnd"/>
             <w:r>
               <w:t xml:space="preserve"> </w:t>
             </w:r>
             <w:proofErr w:type="spellStart"/>
-            <w:proofErr w:type="gramStart"/>
             <w:r>
               <w:t>Kedokteran,Universitas</w:t>
             </w:r>
             <w:proofErr w:type="spellEnd"/>
-            <w:proofErr w:type="gramEnd"/>
             <w:r>
               <w:t xml:space="preserve"> </w:t>
             </w:r>
             <w:proofErr w:type="spellStart"/>
-            <w:proofErr w:type="gramStart"/>
             <w:r>
               <w:t>Andalas,Indonesia</w:t>
             </w:r>
             <w:proofErr w:type="spellEnd"/>
-            <w:proofErr w:type="gramEnd"/>
-          </w:p>
-          <w:p/>
-          <w:p>
-            <w:r>
-              <w:t xml:space="preserve">Department of Parasitology, Faculty of Medicine, Universitas </w:t>
-            </w:r>
-            <w:proofErr w:type="gramStart"/>
-            <w:r>
-              <w:t>Andalas ,</w:t>
-            </w:r>
-            <w:proofErr w:type="gramEnd"/>
-            <w:r>
-              <w:t xml:space="preserve"> Indonesia</w:t>
+          </w:p>
+          <w:p/>
+          <w:p>
+            <w:r>
+              <w:t>Department of Parasitology, Faculty of Medicine, Universitas Andalas , Indonesia</w:t>
             </w:r>
           </w:p>
         </w:tc>
@@ -609,27 +600,20 @@
         </w:tc>
         <w:tc>
           <w:tcPr>
-            <w:tcW w:w="1123" w:type="dxa"/>
-            <w:tcBorders>
-              <w:top w:val="single" w:sz="4" w:space="0" w:color="000000"/>
-              <w:left w:val="single" w:sz="4" w:space="0" w:color="000000"/>
-              <w:bottom w:val="single" w:sz="4" w:space="0" w:color="000000"/>
-              <w:right w:val="single" w:sz="4" w:space="0" w:color="000000"/>
-            </w:tcBorders>
-            <w:tcMar>
-              <w:top w:w="0" w:type="dxa"/>
-              <w:left w:w="108" w:type="dxa"/>
-              <w:bottom w:w="0" w:type="dxa"/>
-              <w:right w:w="108" w:type="dxa"/>
-            </w:tcMar>
-          </w:tcPr>
-          <w:p>
-            <w:proofErr w:type="spellStart"/>
-            <w:r>
-              <w:t>tAsjaiAAAAAJ</w:t>
-            </w:r>
-            <w:proofErr w:type="spellEnd"/>
-          </w:p>
+            <w:tcW w:w="1687" w:type="dxa"/>
+            <w:tcBorders>
+              <w:top w:val="single" w:sz="4" w:space="0" w:color="000000"/>
+              <w:left w:val="single" w:sz="4" w:space="0" w:color="000000"/>
+              <w:bottom w:val="single" w:sz="4" w:space="0" w:color="000000"/>
+              <w:right w:val="single" w:sz="4" w:space="0" w:color="000000"/>
+            </w:tcBorders>
+            <w:tcMar>
+              <w:top w:w="0" w:type="dxa"/>
+              <w:left w:w="108" w:type="dxa"/>
+              <w:bottom w:w="0" w:type="dxa"/>
+              <w:right w:w="108" w:type="dxa"/>
+            </w:tcMar>
+          </w:tcPr>
           <w:p/>
         </w:tc>
       </w:tr>
@@ -720,19 +704,7 @@
           <w:p/>
           <w:p>
             <w:r>
-              <w:t xml:space="preserve">Faculty of Medicine, Universitas </w:t>
-            </w:r>
-            <w:proofErr w:type="gramStart"/>
-            <w:r>
-              <w:t>Anda</w:t>
-            </w:r>
-            <w:r>
-              <w:lastRenderedPageBreak/>
-              <w:t>las ,</w:t>
-            </w:r>
-            <w:proofErr w:type="gramEnd"/>
-            <w:r>
-              <w:t xml:space="preserve"> Indonesia</w:t>
+              <w:t>Faculty of Medicine, Universitas Andalas , Indonesia</w:t>
             </w:r>
           </w:p>
         </w:tc>
@@ -754,7 +726,6 @@
           </w:tcPr>
           <w:p>
             <w:r>
-              <w:lastRenderedPageBreak/>
               <w:t>082283252547</w:t>
             </w:r>
           </w:p>
@@ -867,7 +838,7 @@
         </w:tc>
         <w:tc>
           <w:tcPr>
-            <w:tcW w:w="1123" w:type="dxa"/>
+            <w:tcW w:w="1687" w:type="dxa"/>
             <w:tcBorders>
               <w:top w:val="single" w:sz="4" w:space="0" w:color="000000"/>
               <w:left w:val="single" w:sz="4" w:space="0" w:color="000000"/>
@@ -903,6 +874,7 @@
           </w:tcPr>
           <w:p>
             <w:r>
+              <w:lastRenderedPageBreak/>
               <w:t>3</w:t>
             </w:r>
           </w:p>
@@ -976,15 +948,7 @@
           <w:p/>
           <w:p>
             <w:r>
-              <w:t xml:space="preserve">Faculty of Medicine, Universitas </w:t>
-            </w:r>
-            <w:proofErr w:type="gramStart"/>
-            <w:r>
-              <w:t>Andalas ,</w:t>
-            </w:r>
-            <w:proofErr w:type="gramEnd"/>
-            <w:r>
-              <w:t xml:space="preserve"> Indonesia</w:t>
+              <w:t>Faculty of Medicine, Universitas Andalas , Indonesia</w:t>
             </w:r>
           </w:p>
         </w:tc>
@@ -1122,7 +1086,7 @@
         </w:tc>
         <w:tc>
           <w:tcPr>
-            <w:tcW w:w="1123" w:type="dxa"/>
+            <w:tcW w:w="1687" w:type="dxa"/>
             <w:tcBorders>
               <w:top w:val="single" w:sz="4" w:space="0" w:color="000000"/>
               <w:left w:val="single" w:sz="4" w:space="0" w:color="000000"/>
@@ -1290,7 +1254,7 @@
         </w:tc>
         <w:tc>
           <w:tcPr>
-            <w:tcW w:w="1123" w:type="dxa"/>
+            <w:tcW w:w="1687" w:type="dxa"/>
             <w:tcBorders>
               <w:top w:val="single" w:sz="4" w:space="0" w:color="000000"/>
               <w:left w:val="single" w:sz="4" w:space="0" w:color="000000"/>
@@ -1458,7 +1422,7 @@
         </w:tc>
         <w:tc>
           <w:tcPr>
-            <w:tcW w:w="1123" w:type="dxa"/>
+            <w:tcW w:w="1687" w:type="dxa"/>
             <w:tcBorders>
               <w:top w:val="single" w:sz="4" w:space="0" w:color="000000"/>
               <w:left w:val="single" w:sz="4" w:space="0" w:color="000000"/>
@@ -1622,7 +1586,7 @@
         </w:tc>
         <w:tc>
           <w:tcPr>
-            <w:tcW w:w="1123" w:type="dxa"/>
+            <w:tcW w:w="1687" w:type="dxa"/>
             <w:tcBorders>
               <w:top w:val="single" w:sz="4" w:space="0" w:color="000000"/>
               <w:left w:val="single" w:sz="4" w:space="0" w:color="000000"/>
@@ -1643,17 +1607,12 @@
     <w:p/>
     <w:p>
       <w:proofErr w:type="spellStart"/>
-      <w:proofErr w:type="gramStart"/>
       <w:r>
         <w:t>Keterangan</w:t>
       </w:r>
       <w:proofErr w:type="spellEnd"/>
       <w:r>
-        <w:t xml:space="preserve"> :</w:t>
-      </w:r>
-      <w:proofErr w:type="gramEnd"/>
-      <w:r>
-        <w:t xml:space="preserve"> </w:t>
+        <w:t xml:space="preserve"> : </w:t>
       </w:r>
       <w:proofErr w:type="spellStart"/>
       <w:r>
@@ -1685,15 +1644,7 @@
       </w:r>
       <w:proofErr w:type="spellEnd"/>
       <w:r>
-        <w:t xml:space="preserve"> </w:t>
-      </w:r>
-      <w:proofErr w:type="gramStart"/>
-      <w:r>
-        <w:t>( *</w:t>
-      </w:r>
-      <w:proofErr w:type="gramEnd"/>
-      <w:r>
-        <w:t xml:space="preserve"> ) di </w:t>
+        <w:t xml:space="preserve"> ( * ) di </w:t>
       </w:r>
       <w:proofErr w:type="spellStart"/>
       <w:r>
